--- a/tillsyn/A 35418-2026 tillsynsbegäran.docx
+++ b/tillsyn/A 35418-2026 tillsynsbegäran.docx
@@ -574,7 +574,7 @@
     <w:r>
       <w:tab/>
       <w:tab/>
-      <w:t>2026-08-29</w:t>
+      <w:t>2026-08-31</w:t>
       <w:br/>
       <w:br/>
     </w:r>

--- a/tillsyn/A 35418-2026 tillsynsbegäran.docx
+++ b/tillsyn/A 35418-2026 tillsynsbegäran.docx
@@ -574,7 +574,7 @@
     <w:r>
       <w:tab/>
       <w:tab/>
-      <w:t>2026-08-31</w:t>
+      <w:t>2026-09-01</w:t>
       <w:br/>
       <w:br/>
     </w:r>

--- a/tillsyn/A 35418-2026 tillsynsbegäran.docx
+++ b/tillsyn/A 35418-2026 tillsynsbegäran.docx
@@ -574,7 +574,7 @@
     <w:r>
       <w:tab/>
       <w:tab/>
-      <w:t>2026-09-01</w:t>
+      <w:t>2026-09-02</w:t>
       <w:br/>
       <w:br/>
     </w:r>

--- a/tillsyn/A 35418-2026 tillsynsbegäran.docx
+++ b/tillsyn/A 35418-2026 tillsynsbegäran.docx
@@ -574,7 +574,7 @@
     <w:r>
       <w:tab/>
       <w:tab/>
-      <w:t>2026-09-02</w:t>
+      <w:t>2026-09-03</w:t>
       <w:br/>
       <w:br/>
     </w:r>

--- a/tillsyn/A 35418-2026 tillsynsbegäran.docx
+++ b/tillsyn/A 35418-2026 tillsynsbegäran.docx
@@ -574,7 +574,7 @@
     <w:r>
       <w:tab/>
       <w:tab/>
-      <w:t>2026-09-03</w:t>
+      <w:t>2026-09-04</w:t>
       <w:br/>
       <w:br/>
     </w:r>

--- a/tillsyn/A 35418-2026 tillsynsbegäran.docx
+++ b/tillsyn/A 35418-2026 tillsynsbegäran.docx
@@ -574,7 +574,7 @@
     <w:r>
       <w:tab/>
       <w:tab/>
-      <w:t>2026-09-04</w:t>
+      <w:t>2026-09-05</w:t>
       <w:br/>
       <w:br/>
     </w:r>

--- a/tillsyn/A 35418-2026 tillsynsbegäran.docx
+++ b/tillsyn/A 35418-2026 tillsynsbegäran.docx
@@ -574,7 +574,7 @@
     <w:r>
       <w:tab/>
       <w:tab/>
-      <w:t>2026-09-05</w:t>
+      <w:t>2026-09-06</w:t>
       <w:br/>
       <w:br/>
     </w:r>

--- a/tillsyn/A 35418-2026 tillsynsbegäran.docx
+++ b/tillsyn/A 35418-2026 tillsynsbegäran.docx
@@ -574,7 +574,7 @@
     <w:r>
       <w:tab/>
       <w:tab/>
-      <w:t>2026-09-06</w:t>
+      <w:t>2026-09-07</w:t>
       <w:br/>
       <w:br/>
     </w:r>

--- a/tillsyn/A 35418-2026 tillsynsbegäran.docx
+++ b/tillsyn/A 35418-2026 tillsynsbegäran.docx
@@ -574,7 +574,7 @@
     <w:r>
       <w:tab/>
       <w:tab/>
-      <w:t>2026-09-07</w:t>
+      <w:t>2026-09-08</w:t>
       <w:br/>
       <w:br/>
     </w:r>

--- a/tillsyn/A 35418-2026 tillsynsbegäran.docx
+++ b/tillsyn/A 35418-2026 tillsynsbegäran.docx
@@ -574,7 +574,7 @@
     <w:r>
       <w:tab/>
       <w:tab/>
-      <w:t>2026-09-08</w:t>
+      <w:t>2026-09-09</w:t>
       <w:br/>
       <w:br/>
     </w:r>

--- a/tillsyn/A 35418-2026 tillsynsbegäran.docx
+++ b/tillsyn/A 35418-2026 tillsynsbegäran.docx
@@ -574,7 +574,7 @@
     <w:r>
       <w:tab/>
       <w:tab/>
-      <w:t>2026-09-09</w:t>
+      <w:t>2026-09-10</w:t>
       <w:br/>
       <w:br/>
     </w:r>

--- a/tillsyn/A 35418-2026 tillsynsbegäran.docx
+++ b/tillsyn/A 35418-2026 tillsynsbegäran.docx
@@ -22,7 +22,7 @@
       <w:r>
         <w:drawing>
           <wp:inline xmlns:a="http://schemas.openxmlformats.org/drawingml/2006/main" xmlns:pic="http://schemas.openxmlformats.org/drawingml/2006/picture">
-            <wp:extent cx="5486400" cy="4185501"/>
+            <wp:extent cx="5486400" cy="4302393"/>
             <wp:docPr id="1" name="Picture 1"/>
             <wp:cNvGraphicFramePr>
               <a:graphicFrameLocks noChangeAspect="1"/>
@@ -43,7 +43,7 @@
                   <pic:spPr>
                     <a:xfrm>
                       <a:off x="0" y="0"/>
-                      <a:ext cx="5486400" cy="4185501"/>
+                      <a:ext cx="5486400" cy="4302393"/>
                     </a:xfrm>
                     <a:prstGeom prst="rect"/>
                   </pic:spPr>
@@ -60,12 +60,12 @@
         <w:spacing w:after="240"/>
       </w:pPr>
       <w:r>
-        <w:t>Figur 1. Fyndplatser för naturvårdsarter i och inom 18 meter från avverkningsanmälan. Markörer utan svart kant är placerade på fyndplatsen. Markörer med svart kant är placerade vid sidan av fyndplatsen och har ett svart streck som visar fyndplatsens exakta position. Kartans mittpunktskoordinat är N 7358345, E 810444 i SWEREF 99 TM.</w:t>
+        <w:t>Figur 1. Fyndplatser för naturvårdsarter i och inom 20 meter från avverkningsanmälan. Markörer utan svart kant är placerade på fyndplatsen. Markörer med svart kant är placerade vid sidan av fyndplatsen och har ett svart streck som visar fyndplatsens exakta position. Kartans mittpunktskoordinat är N 7358345, E 810444 i SWEREF 99 TM.</w:t>
       </w:r>
     </w:p>
     <w:p>
       <w:r>
-        <w:t>I och inom 18 meter från avverkningsanmälan finns fynd av 1 naturvårdsarter, varav 1 är rödlistad, 1 är fridlyst och 1 är typisk (T): knärot (VU, T, §8). Se Figur 1.</w:t>
+        <w:t>I och inom 20 meter från avverkningsanmälan finns fynd av 2 naturvårdsarter, varav 2 är rödlistade, 1 är fridlyst och 2 är typiska (T): knärot (VU, T, §8) och dropptaggsvamp (NT, T). Se Figur 1.</w:t>
       </w:r>
     </w:p>
     <w:p>
@@ -148,7 +148,7 @@
     </w:p>
     <w:p>
       <w:r>
-        <w:t>I det avverkningsanmälda området finns 7 fyndplatser för knärot registrerade på Artportalen. Figur 2 visar gränserna för buffertzoner på 50 m, som behöver lämnas kring fyndplatserna för att knärotslokalerna inte ska försvinna vid en avverkning. Av det avverkningsanmälda området överlappar 2.63 ha med buffertzonerna och får av detta skäl inte avverkas.</w:t>
+        <w:t>I det avverkningsanmälda området finns 7 fyndplatser för knärot registrerade på Artportalen. Figur 2 visar gränserna för buffertzoner på 50 m, som behöver lämnas kring fyndplatserna för att knärotslokalerna inte ska försvinna vid en avverkning. Av det avverkningsanmälda området överlappar 2.79 ha med buffertzonerna och får av detta skäl inte avverkas.</w:t>
       </w:r>
     </w:p>
     <w:p>
@@ -197,6 +197,26 @@
       </w:pPr>
       <w:r>
         <w:t>Figur 2. Fyndplatser och buffertzoner för knärot i det avverkningsanmälda området. Endast fyndplatser vars buffertzoner överlappar med det avverkningsanmälda området har tagits med i visualiseringen. Kartans mittpunktskoordinat är N 7358345, E 810444 i SWEREF 99 TM.</w:t>
+      </w:r>
+    </w:p>
+    <w:p>
+      <w:r>
+        <w:rPr>
+          <w:b/>
+        </w:rPr>
+        <w:t>Dropptaggsvamp (NT)</w:t>
+      </w:r>
+      <w:r>
+        <w:t xml:space="preserve"> bildar mykorrhiza med tall, främst i barrskog med trädkontinuitet, i magra, torra och ljusöppna lavtallskogar och i barrblandskogar med friskmossor och lingon i fältskiktet. Den totala populationen i landet har minskat och bedöms fortsätta minska till följd av slutavverkningar av tallskog. Det är högst oklart om arten långsiktigt kan etablera och reproducera sig i skogsbestånd som brukas med trakthyggesmetoder, markberedning, gödsling eller föryngring med förädlat plantmaterial. Uppfyller kriterierna för att bli rödlistad på grund av ny kunskap som visar att en större andel av populationen än tidigare bedömt är knuten till kontinuitetsbarrskog. Minskningstakten för den svenska populationen bedöms vara nära gränsvärdet för Sårbar (VU). Dropptaggsvamp är typisk art för </w:t>
+      </w:r>
+      <w:r>
+        <w:rPr>
+          <w:i/>
+        </w:rPr>
+        <w:t xml:space="preserve">9010 Taiga </w:t>
+      </w:r>
+      <w:r>
+        <w:t>(SLU Artdatabanken, 2026).</w:t>
       </w:r>
     </w:p>
     <w:p>
@@ -574,7 +594,7 @@
     <w:r>
       <w:tab/>
       <w:tab/>
-      <w:t>2026-09-10</w:t>
+      <w:t>2026-09-11</w:t>
       <w:br/>
       <w:br/>
     </w:r>

--- a/tillsyn/A 35418-2026 tillsynsbegäran.docx
+++ b/tillsyn/A 35418-2026 tillsynsbegäran.docx
@@ -594,7 +594,7 @@
     <w:r>
       <w:tab/>
       <w:tab/>
-      <w:t>2026-09-11</w:t>
+      <w:t>2026-09-12</w:t>
       <w:br/>
       <w:br/>
     </w:r>
